--- a/fiction/drafts/roughs/clip-1~000_19971109-0811.docx
+++ b/fiction/drafts/roughs/clip-1~000_19971109-0811.docx
@@ -6,55 +6,57 @@
       <w:pPr>
         <w:jc w:val="both"/>
         <w:rPr>
-          <w:rFonts w:ascii="Calibri" w:hAnsi="Calibri" w:cs="Calibri"/>
+          <w:rFonts w:ascii="Montserrat" w:hAnsi="Montserrat" w:cs="Calibri"/>
+          <w:sz w:val="24"/>
         </w:rPr>
       </w:pPr>
       <w:r>
         <w:rPr>
-          <w:rFonts w:ascii="Calibri" w:hAnsi="Calibri" w:cs="Calibri"/>
-        </w:rPr>
-        <w:t xml:space="preserve">Clipboard </w:t>
-      </w:r>
-      <w:r>
-        <w:rPr>
-          <w:rFonts w:ascii="Calibri" w:hAnsi="Calibri" w:cs="Calibri"/>
-        </w:rPr>
-        <w:t>– [</w:t>
-      </w:r>
-      <w:r>
-        <w:rPr>
-          <w:rFonts w:ascii="Calibri" w:hAnsi="Calibri" w:cs="Calibri"/>
+          <w:rFonts w:ascii="Montserrat" w:hAnsi="Montserrat" w:cs="Calibri"/>
+          <w:sz w:val="24"/>
+        </w:rPr>
+        <w:t>Clipboard – [</w:t>
+      </w:r>
+      <w:r>
+        <w:rPr>
+          <w:rFonts w:ascii="Montserrat" w:hAnsi="Montserrat" w:cs="Calibri"/>
+          <w:sz w:val="24"/>
         </w:rPr>
         <w:fldChar w:fldCharType="begin"/>
       </w:r>
       <w:r>
         <w:rPr>
-          <w:rFonts w:ascii="Calibri" w:hAnsi="Calibri" w:cs="Calibri"/>
+          <w:rFonts w:ascii="Montserrat" w:hAnsi="Montserrat" w:cs="Calibri"/>
+          <w:sz w:val="24"/>
         </w:rPr>
         <w:instrText xml:space="preserve"> FILENAME   \* MERGEFORMAT </w:instrText>
       </w:r>
       <w:r>
         <w:rPr>
-          <w:rFonts w:ascii="Calibri" w:hAnsi="Calibri" w:cs="Calibri"/>
+          <w:rFonts w:ascii="Montserrat" w:hAnsi="Montserrat" w:cs="Calibri"/>
+          <w:sz w:val="24"/>
         </w:rPr>
         <w:fldChar w:fldCharType="separate"/>
       </w:r>
       <w:r>
         <w:rPr>
-          <w:rFonts w:ascii="Calibri" w:hAnsi="Calibri" w:cs="Calibri"/>
+          <w:rFonts w:ascii="Montserrat" w:hAnsi="Montserrat" w:cs="Calibri"/>
           <w:noProof/>
+          <w:sz w:val="24"/>
         </w:rPr>
         <w:t>clip-1~000_19971109-0811.docx</w:t>
       </w:r>
       <w:r>
         <w:rPr>
-          <w:rFonts w:ascii="Calibri" w:hAnsi="Calibri" w:cs="Calibri"/>
+          <w:rFonts w:ascii="Montserrat" w:hAnsi="Montserrat" w:cs="Calibri"/>
+          <w:sz w:val="24"/>
         </w:rPr>
         <w:fldChar w:fldCharType="end"/>
       </w:r>
       <w:r>
         <w:rPr>
-          <w:rFonts w:ascii="Calibri" w:hAnsi="Calibri" w:cs="Calibri"/>
+          <w:rFonts w:ascii="Montserrat" w:hAnsi="Montserrat" w:cs="Calibri"/>
+          <w:sz w:val="24"/>
         </w:rPr>
         <w:t>]</w:t>
       </w:r>
@@ -63,93 +65,106 @@
       <w:pPr>
         <w:jc w:val="right"/>
         <w:rPr>
-          <w:rFonts w:ascii="Calibri" w:hAnsi="Calibri" w:cs="Calibri"/>
+          <w:rFonts w:ascii="Montserrat" w:hAnsi="Montserrat" w:cs="Calibri"/>
           <w:color w:val="808080"/>
+          <w:sz w:val="24"/>
         </w:rPr>
       </w:pPr>
       <w:r>
         <w:rPr>
-          <w:rFonts w:ascii="Calibri" w:hAnsi="Calibri" w:cs="Calibri"/>
+          <w:rFonts w:ascii="Montserrat" w:hAnsi="Montserrat" w:cs="Calibri"/>
           <w:color w:val="808080"/>
+          <w:sz w:val="24"/>
         </w:rPr>
         <w:fldChar w:fldCharType="begin"/>
       </w:r>
       <w:r>
         <w:rPr>
-          <w:rFonts w:ascii="Calibri" w:hAnsi="Calibri" w:cs="Calibri"/>
+          <w:rFonts w:ascii="Montserrat" w:hAnsi="Montserrat" w:cs="Calibri"/>
           <w:color w:val="808080"/>
+          <w:sz w:val="24"/>
         </w:rPr>
         <w:instrText xml:space="preserve"> NUMPAGES  \* MERGEFORMAT </w:instrText>
       </w:r>
       <w:r>
         <w:rPr>
-          <w:rFonts w:ascii="Calibri" w:hAnsi="Calibri" w:cs="Calibri"/>
+          <w:rFonts w:ascii="Montserrat" w:hAnsi="Montserrat" w:cs="Calibri"/>
           <w:color w:val="808080"/>
+          <w:sz w:val="24"/>
         </w:rPr>
         <w:fldChar w:fldCharType="separate"/>
       </w:r>
       <w:r>
         <w:rPr>
-          <w:rFonts w:ascii="Calibri" w:hAnsi="Calibri" w:cs="Calibri"/>
+          <w:rFonts w:ascii="Montserrat" w:hAnsi="Montserrat" w:cs="Calibri"/>
           <w:noProof/>
           <w:color w:val="808080"/>
+          <w:sz w:val="24"/>
         </w:rPr>
         <w:t>3</w:t>
       </w:r>
       <w:r>
         <w:rPr>
-          <w:rFonts w:ascii="Calibri" w:hAnsi="Calibri" w:cs="Calibri"/>
+          <w:rFonts w:ascii="Montserrat" w:hAnsi="Montserrat" w:cs="Calibri"/>
           <w:color w:val="808080"/>
+          <w:sz w:val="24"/>
         </w:rPr>
         <w:fldChar w:fldCharType="end"/>
       </w:r>
       <w:r>
         <w:rPr>
-          <w:rFonts w:ascii="Calibri" w:hAnsi="Calibri" w:cs="Calibri"/>
+          <w:rFonts w:ascii="Montserrat" w:hAnsi="Montserrat" w:cs="Calibri"/>
           <w:color w:val="808080"/>
+          <w:sz w:val="24"/>
         </w:rPr>
         <w:t xml:space="preserve"> pages ∙ </w:t>
       </w:r>
       <w:r>
         <w:rPr>
-          <w:rFonts w:ascii="Calibri" w:hAnsi="Calibri" w:cs="Calibri"/>
+          <w:rFonts w:ascii="Montserrat" w:hAnsi="Montserrat" w:cs="Calibri"/>
           <w:color w:val="808080"/>
+          <w:sz w:val="24"/>
         </w:rPr>
         <w:fldChar w:fldCharType="begin"/>
       </w:r>
       <w:r>
         <w:rPr>
-          <w:rFonts w:ascii="Calibri" w:hAnsi="Calibri" w:cs="Calibri"/>
+          <w:rFonts w:ascii="Montserrat" w:hAnsi="Montserrat" w:cs="Calibri"/>
           <w:color w:val="808080"/>
+          <w:sz w:val="24"/>
         </w:rPr>
         <w:instrText xml:space="preserve"> NUMWORDS  \* MERGEFORMAT </w:instrText>
       </w:r>
       <w:r>
         <w:rPr>
-          <w:rFonts w:ascii="Calibri" w:hAnsi="Calibri" w:cs="Calibri"/>
+          <w:rFonts w:ascii="Montserrat" w:hAnsi="Montserrat" w:cs="Calibri"/>
           <w:color w:val="808080"/>
+          <w:sz w:val="24"/>
         </w:rPr>
         <w:fldChar w:fldCharType="separate"/>
       </w:r>
       <w:r>
         <w:rPr>
-          <w:rFonts w:ascii="Calibri" w:hAnsi="Calibri" w:cs="Calibri"/>
+          <w:rFonts w:ascii="Montserrat" w:hAnsi="Montserrat" w:cs="Calibri"/>
           <w:noProof/>
           <w:color w:val="808080"/>
+          <w:sz w:val="24"/>
         </w:rPr>
         <w:t>580</w:t>
       </w:r>
       <w:r>
         <w:rPr>
-          <w:rFonts w:ascii="Calibri" w:hAnsi="Calibri" w:cs="Calibri"/>
+          <w:rFonts w:ascii="Montserrat" w:hAnsi="Montserrat" w:cs="Calibri"/>
           <w:color w:val="808080"/>
+          <w:sz w:val="24"/>
         </w:rPr>
         <w:fldChar w:fldCharType="end"/>
       </w:r>
       <w:r>
         <w:rPr>
-          <w:rFonts w:ascii="Calibri" w:hAnsi="Calibri" w:cs="Calibri"/>
+          <w:rFonts w:ascii="Montserrat" w:hAnsi="Montserrat" w:cs="Calibri"/>
           <w:color w:val="808080"/>
+          <w:sz w:val="24"/>
         </w:rPr>
         <w:t xml:space="preserve"> words</w:t>
       </w:r>
@@ -157,7 +172,8 @@
     <w:p>
       <w:pPr>
         <w:rPr>
-          <w:rFonts w:ascii="Calibri" w:hAnsi="Calibri" w:cs="Calibri"/>
+          <w:rFonts w:ascii="Montserrat" w:hAnsi="Montserrat" w:cs="Calibri"/>
+          <w:sz w:val="24"/>
         </w:rPr>
         <w:sectPr>
           <w:pgSz w:w="12240" w:h="15840"/>
@@ -167,7 +183,8 @@
       </w:pPr>
       <w:r>
         <w:rPr>
-          <w:rFonts w:ascii="Calibri" w:hAnsi="Calibri" w:cs="Calibri"/>
+          <w:rFonts w:ascii="Montserrat" w:hAnsi="Montserrat" w:cs="Calibri"/>
+          <w:sz w:val="24"/>
         </w:rPr>
         <w:t>1</w:t>
       </w:r>
@@ -175,12 +192,14 @@
     <w:p>
       <w:pPr>
         <w:rPr>
-          <w:rFonts w:ascii="Calibri" w:hAnsi="Calibri" w:cs="Calibri"/>
+          <w:rFonts w:ascii="Montserrat" w:hAnsi="Montserrat" w:cs="Calibri"/>
+          <w:sz w:val="24"/>
         </w:rPr>
       </w:pPr>
       <w:r>
         <w:rPr>
-          <w:rFonts w:ascii="Calibri" w:hAnsi="Calibri" w:cs="Calibri"/>
+          <w:rFonts w:ascii="Montserrat" w:hAnsi="Montserrat" w:cs="Calibri"/>
+          <w:sz w:val="24"/>
         </w:rPr>
         <w:t>I am a full spectrum psionic. You may know what I am talking about, and you may not. Whichever the case may be, my psionic abilities are as much a part of me as my arms and legs, and the color of my eyes. It doesn’t occur to me to give an explanation of how I do things with my mind any more than it would occur to you explain how you make your hands do what you want them to. I decide what to do and I do it. I just happen to have extensions of myself that are more effective than a limb, and I have perceptions which exceed the capabilities of my senses. I have tried countless times to answer questions about how psychokinesis works. I see no harm in repeating those questions and answers that came up in the course of the events I am describing as they come up, but that is as far as I will go to explain the mechanics of applied psionics.</w:t>
       </w:r>
@@ -188,12 +207,14 @@
     <w:p>
       <w:pPr>
         <w:rPr>
-          <w:rFonts w:ascii="Calibri" w:hAnsi="Calibri" w:cs="Calibri"/>
+          <w:rFonts w:ascii="Montserrat" w:hAnsi="Montserrat" w:cs="Calibri"/>
+          <w:sz w:val="24"/>
         </w:rPr>
       </w:pPr>
       <w:r>
         <w:rPr>
-          <w:rFonts w:ascii="Calibri" w:hAnsi="Calibri" w:cs="Calibri"/>
+          <w:rFonts w:ascii="Montserrat" w:hAnsi="Montserrat" w:cs="Calibri"/>
+          <w:sz w:val="24"/>
         </w:rPr>
         <w:t xml:space="preserve">Wherever possible, I will simply paraphrase those explanations. While I don’t intend to go into technical detail, if I can avoid it, I will endeavor to describe my experience as a psionic. </w:t>
       </w:r>
@@ -201,7 +222,8 @@
     <w:p>
       <w:pPr>
         <w:rPr>
-          <w:rFonts w:ascii="Calibri" w:hAnsi="Calibri" w:cs="Calibri"/>
+          <w:rFonts w:ascii="Montserrat" w:hAnsi="Montserrat" w:cs="Calibri"/>
+          <w:sz w:val="24"/>
         </w:rPr>
         <w:sectPr>
           <w:type w:val="continuous"/>
@@ -212,7 +234,8 @@
       </w:pPr>
       <w:r>
         <w:rPr>
-          <w:rFonts w:ascii="Calibri" w:hAnsi="Calibri" w:cs="Calibri"/>
+          <w:rFonts w:ascii="Montserrat" w:hAnsi="Montserrat" w:cs="Calibri"/>
+          <w:sz w:val="24"/>
         </w:rPr>
         <w:t>2</w:t>
       </w:r>
@@ -220,26 +243,30 @@
     <w:p>
       <w:pPr>
         <w:rPr>
-          <w:rFonts w:ascii="Calibri" w:hAnsi="Calibri" w:cs="Calibri"/>
+          <w:rFonts w:ascii="Montserrat" w:hAnsi="Montserrat" w:cs="Calibri"/>
+          <w:sz w:val="24"/>
         </w:rPr>
       </w:pPr>
       <w:r>
         <w:rPr>
-          <w:rFonts w:ascii="Calibri" w:hAnsi="Calibri" w:cs="Calibri"/>
+          <w:rFonts w:ascii="Montserrat" w:hAnsi="Montserrat" w:cs="Calibri"/>
+          <w:sz w:val="24"/>
         </w:rPr>
         <w:t xml:space="preserve">Within the laws of physics, it is possible to define a structure that can trap awareness. We call it the brain. Physics cannot extend itself far enough, however, to define the architecture, or the bridge, of awareness that occurs within the brain. That is, what we call the mind. Ironically, physics cannot support the existence of </w:t>
       </w:r>
       <w:bookmarkStart w:id="0" w:name="_Hlk213671319"/>
       <w:r>
         <w:rPr>
-          <w:rFonts w:ascii="Calibri" w:hAnsi="Calibri" w:cs="Calibri"/>
+          <w:rFonts w:ascii="Montserrat" w:hAnsi="Montserrat" w:cs="Calibri"/>
+          <w:sz w:val="24"/>
         </w:rPr>
         <w:t xml:space="preserve">the </w:t>
       </w:r>
       <w:bookmarkEnd w:id="0"/>
       <w:r>
         <w:rPr>
-          <w:rFonts w:ascii="Calibri" w:hAnsi="Calibri" w:cs="Calibri"/>
+          <w:rFonts w:ascii="Montserrat" w:hAnsi="Montserrat" w:cs="Calibri"/>
+          <w:sz w:val="24"/>
         </w:rPr>
         <w:t xml:space="preserve">mind, even though the mind can support the existence of physics. </w:t>
       </w:r>
@@ -247,25 +274,29 @@
     <w:p>
       <w:pPr>
         <w:rPr>
-          <w:rFonts w:ascii="Calibri" w:hAnsi="Calibri" w:cs="Calibri"/>
+          <w:rFonts w:ascii="Montserrat" w:hAnsi="Montserrat" w:cs="Calibri"/>
+          <w:sz w:val="24"/>
         </w:rPr>
       </w:pPr>
       <w:r>
         <w:rPr>
-          <w:rFonts w:ascii="Calibri" w:hAnsi="Calibri" w:cs="Calibri"/>
+          <w:rFonts w:ascii="Montserrat" w:hAnsi="Montserrat" w:cs="Calibri"/>
+          <w:sz w:val="24"/>
         </w:rPr>
         <w:t xml:space="preserve">There are, however, correlations between the domain of physics and the domain of psionics. Mathematics, for one, can accommodate either or both. A complete mathematical explanation can be called up in the colony archives under </w:t>
       </w:r>
       <w:r>
         <w:rPr>
-          <w:rFonts w:ascii="Calibri" w:hAnsi="Calibri" w:cs="Calibri"/>
+          <w:rFonts w:ascii="Montserrat" w:hAnsi="Montserrat" w:cs="Calibri"/>
           <w:b/>
+          <w:sz w:val="24"/>
         </w:rPr>
         <w:t>Sinclair-Drake Interface Mathematics.</w:t>
       </w:r>
       <w:r>
         <w:rPr>
-          <w:rFonts w:ascii="Calibri" w:hAnsi="Calibri" w:cs="Calibri"/>
+          <w:rFonts w:ascii="Montserrat" w:hAnsi="Montserrat" w:cs="Calibri"/>
+          <w:sz w:val="24"/>
         </w:rPr>
         <w:t xml:space="preserve"> The best explanations of psionics are also detailed elsewhere in the same section of the archives.</w:t>
       </w:r>
@@ -273,7 +304,8 @@
     <w:p>
       <w:pPr>
         <w:rPr>
-          <w:rFonts w:ascii="Calibri" w:hAnsi="Calibri" w:cs="Calibri"/>
+          <w:rFonts w:ascii="Montserrat" w:hAnsi="Montserrat" w:cs="Calibri"/>
+          <w:sz w:val="24"/>
         </w:rPr>
         <w:sectPr>
           <w:type w:val="continuous"/>
@@ -284,7 +316,8 @@
       </w:pPr>
       <w:r>
         <w:rPr>
-          <w:rFonts w:ascii="Calibri" w:hAnsi="Calibri" w:cs="Calibri"/>
+          <w:rFonts w:ascii="Montserrat" w:hAnsi="Montserrat" w:cs="Calibri"/>
+          <w:sz w:val="24"/>
         </w:rPr>
         <w:t>3</w:t>
       </w:r>
@@ -292,12 +325,14 @@
     <w:p>
       <w:pPr>
         <w:rPr>
-          <w:rFonts w:ascii="Calibri" w:hAnsi="Calibri" w:cs="Calibri"/>
+          <w:rFonts w:ascii="Montserrat" w:hAnsi="Montserrat" w:cs="Calibri"/>
+          <w:sz w:val="24"/>
         </w:rPr>
       </w:pPr>
       <w:r>
         <w:rPr>
-          <w:rFonts w:ascii="Calibri" w:hAnsi="Calibri" w:cs="Calibri"/>
+          <w:rFonts w:ascii="Montserrat" w:hAnsi="Montserrat" w:cs="Calibri"/>
+          <w:sz w:val="24"/>
         </w:rPr>
         <w:t>Physically, space and time is only as complex as is needed. Space-time establishes itself in the minimum number of dimensions necessary to allow for expression in an interactive environment. In the mind, however, more complex relationships between details or objects are required for nominal function. Psionic potential is easier to explain beginning with its latent expressions. Psionic potential can be recognized as the capacity to visualize. A mind can perceive any time or space as long as it has the capacity to associate all the details to resolve a picture. Along with visualization, or imagination, increased psionic potential can be recognized in greater and more accurate memory, higher mathematical ability, creativity, intuition or inspiration, and even spirituality or strong will.. The basic premise of psionics is that the mind can move in directions in excess of the normal physical dimensions. Usually, we are not aware of the dimensional complexity of our thinking, we are only aware of the result.</w:t>
       </w:r>
@@ -305,7 +340,8 @@
     <w:p>
       <w:pPr>
         <w:rPr>
-          <w:rFonts w:ascii="Calibri" w:hAnsi="Calibri" w:cs="Calibri"/>
+          <w:rFonts w:ascii="Montserrat" w:hAnsi="Montserrat" w:cs="Calibri"/>
+          <w:sz w:val="24"/>
         </w:rPr>
         <w:sectPr>
           <w:type w:val="continuous"/>
@@ -316,7 +352,8 @@
       </w:pPr>
       <w:r>
         <w:rPr>
-          <w:rFonts w:ascii="Calibri" w:hAnsi="Calibri" w:cs="Calibri"/>
+          <w:rFonts w:ascii="Montserrat" w:hAnsi="Montserrat" w:cs="Calibri"/>
+          <w:sz w:val="24"/>
         </w:rPr>
         <w:t>4</w:t>
       </w:r>
@@ -324,12 +361,14 @@
     <w:p>
       <w:pPr>
         <w:rPr>
-          <w:rFonts w:ascii="Calibri" w:hAnsi="Calibri" w:cs="Calibri"/>
+          <w:rFonts w:ascii="Montserrat" w:hAnsi="Montserrat" w:cs="Calibri"/>
+          <w:sz w:val="24"/>
         </w:rPr>
       </w:pPr>
       <w:r>
         <w:rPr>
-          <w:rFonts w:ascii="Calibri" w:hAnsi="Calibri" w:cs="Calibri"/>
+          <w:rFonts w:ascii="Montserrat" w:hAnsi="Montserrat" w:cs="Calibri"/>
+          <w:sz w:val="24"/>
         </w:rPr>
         <w:t xml:space="preserve">The simplest description of the psionic process: through association, awareness becomes perceptive. Attention begins to develop as perception and association build up and reinforce each other. Attention is initially passive and receptive. Through imposition attention can be trained to focus partially on itself. Perspective develops through the interpretation and articulation of perception and association. Will develops as attention gains complexity and awareness becomes active in articulation and association. Attention, perspective and will—in unity—embody mind. As mind, focused awareness engages structure and architecture. </w:t>
       </w:r>
@@ -337,7 +376,8 @@
     <w:p>
       <w:pPr>
         <w:rPr>
-          <w:rFonts w:ascii="Calibri" w:hAnsi="Calibri" w:cs="Calibri"/>
+          <w:rFonts w:ascii="Montserrat" w:hAnsi="Montserrat" w:cs="Calibri"/>
+          <w:sz w:val="24"/>
         </w:rPr>
         <w:sectPr>
           <w:type w:val="continuous"/>
@@ -348,7 +388,8 @@
       </w:pPr>
       <w:r>
         <w:rPr>
-          <w:rFonts w:ascii="Calibri" w:hAnsi="Calibri" w:cs="Calibri"/>
+          <w:rFonts w:ascii="Montserrat" w:hAnsi="Montserrat" w:cs="Calibri"/>
+          <w:sz w:val="24"/>
         </w:rPr>
         <w:t>5</w:t>
       </w:r>
@@ -356,12 +397,14 @@
     <w:p>
       <w:pPr>
         <w:rPr>
-          <w:rFonts w:ascii="Calibri" w:hAnsi="Calibri" w:cs="Calibri"/>
+          <w:rFonts w:ascii="Montserrat" w:hAnsi="Montserrat" w:cs="Calibri"/>
+          <w:sz w:val="24"/>
         </w:rPr>
       </w:pPr>
       <w:r>
         <w:rPr>
-          <w:rFonts w:ascii="Calibri" w:hAnsi="Calibri" w:cs="Calibri"/>
+          <w:rFonts w:ascii="Montserrat" w:hAnsi="Montserrat" w:cs="Calibri"/>
+          <w:sz w:val="24"/>
         </w:rPr>
         <w:t>&gt;&gt;&gt;</w:t>
       </w:r>
@@ -381,7 +424,7 @@
   <w:abstractNum w:abstractNumId="0" w15:restartNumberingAfterBreak="0">
     <w:nsid w:val="FFFFFFFB"/>
     <w:multiLevelType w:val="multilevel"/>
-    <w:tmpl w:val="759072D4"/>
+    <w:tmpl w:val="80A499BA"/>
     <w:lvl w:ilvl="0">
       <w:start w:val="1"/>
       <w:numFmt w:val="cardinalText"/>
@@ -570,6 +613,27 @@
   <w:num w:numId="40" w16cid:durableId="1835603624">
     <w:abstractNumId w:val="0"/>
   </w:num>
+  <w:num w:numId="41" w16cid:durableId="449394980">
+    <w:abstractNumId w:val="0"/>
+  </w:num>
+  <w:num w:numId="42" w16cid:durableId="443426127">
+    <w:abstractNumId w:val="0"/>
+  </w:num>
+  <w:num w:numId="43" w16cid:durableId="230122692">
+    <w:abstractNumId w:val="0"/>
+  </w:num>
+  <w:num w:numId="44" w16cid:durableId="2123762368">
+    <w:abstractNumId w:val="0"/>
+  </w:num>
+  <w:num w:numId="45" w16cid:durableId="689767217">
+    <w:abstractNumId w:val="0"/>
+  </w:num>
+  <w:num w:numId="46" w16cid:durableId="251474188">
+    <w:abstractNumId w:val="0"/>
+  </w:num>
+  <w:num w:numId="47" w16cid:durableId="1320306837">
+    <w:abstractNumId w:val="0"/>
+  </w:num>
 </w:numbering>
 </file>
 
@@ -578,7 +642,9 @@
   <w:docDefaults>
     <w:rPrDefault>
       <w:rPr>
-        <w:rFonts w:ascii="Times New Roman" w:eastAsia="Times New Roman" w:hAnsi="Times New Roman" w:cs="Times New Roman"/>
+        <w:rFonts w:asciiTheme="minorHAnsi" w:eastAsiaTheme="minorHAnsi" w:hAnsiTheme="minorHAnsi" w:cstheme="minorBidi"/>
+        <w:sz w:val="22"/>
+        <w:szCs w:val="22"/>
         <w:lang w:val="en-US" w:eastAsia="en-US" w:bidi="ar-SA"/>
       </w:rPr>
     </w:rPrDefault>
@@ -965,12 +1031,12 @@
   <w:style w:type="paragraph" w:default="1" w:styleId="Normal">
     <w:name w:val="Normal"/>
     <w:qFormat/>
-    <w:rsid w:val="00FD18B3"/>
+    <w:rsid w:val="00B411E3"/>
     <w:pPr>
       <w:spacing w:after="240" w:line="276" w:lineRule="auto"/>
     </w:pPr>
     <w:rPr>
-      <w:rFonts w:asciiTheme="minorHAnsi" w:hAnsiTheme="minorHAnsi" w:cstheme="minorHAnsi"/>
+      <w:rFonts w:cstheme="minorHAnsi"/>
       <w:sz w:val="28"/>
       <w:szCs w:val="28"/>
     </w:rPr>
@@ -981,7 +1047,7 @@
     <w:next w:val="Normal"/>
     <w:link w:val="Heading1Char"/>
     <w:qFormat/>
-    <w:rsid w:val="00FD18B3"/>
+    <w:rsid w:val="00B411E3"/>
     <w:pPr>
       <w:keepNext/>
       <w:spacing w:before="240" w:after="60"/>
@@ -1000,11 +1066,11 @@
     <w:next w:val="Normal"/>
     <w:link w:val="Heading2Char"/>
     <w:qFormat/>
-    <w:rsid w:val="00FD18B3"/>
+    <w:rsid w:val="00B411E3"/>
     <w:pPr>
       <w:numPr>
         <w:ilvl w:val="1"/>
-        <w:numId w:val="40"/>
+        <w:numId w:val="47"/>
       </w:numPr>
       <w:outlineLvl w:val="1"/>
     </w:pPr>
@@ -1020,7 +1086,7 @@
     <w:next w:val="Normal"/>
     <w:link w:val="Heading3Char"/>
     <w:qFormat/>
-    <w:rsid w:val="00FD18B3"/>
+    <w:rsid w:val="00B411E3"/>
     <w:pPr>
       <w:outlineLvl w:val="2"/>
     </w:pPr>
@@ -1034,7 +1100,7 @@
     <w:next w:val="Normal"/>
     <w:link w:val="Heading4Char"/>
     <w:qFormat/>
-    <w:rsid w:val="00FD18B3"/>
+    <w:rsid w:val="00B411E3"/>
     <w:pPr>
       <w:numPr>
         <w:ilvl w:val="3"/>
@@ -1051,7 +1117,7 @@
     <w:next w:val="Normal"/>
     <w:link w:val="Heading5Char"/>
     <w:qFormat/>
-    <w:rsid w:val="00FD18B3"/>
+    <w:rsid w:val="00B411E3"/>
     <w:pPr>
       <w:numPr>
         <w:ilvl w:val="4"/>
@@ -1064,22 +1130,19 @@
   </w:style>
   <w:style w:type="paragraph" w:styleId="Heading6">
     <w:name w:val="heading 6"/>
-    <w:basedOn w:val="Normal"/>
+    <w:basedOn w:val="Heading5"/>
     <w:next w:val="Normal"/>
     <w:link w:val="Heading6Char"/>
     <w:qFormat/>
-    <w:rsid w:val="00FD18B3"/>
+    <w:rsid w:val="00B411E3"/>
     <w:pPr>
       <w:numPr>
         <w:ilvl w:val="5"/>
-        <w:numId w:val="40"/>
       </w:numPr>
-      <w:spacing w:before="240" w:after="60"/>
       <w:outlineLvl w:val="5"/>
     </w:pPr>
     <w:rPr>
-      <w:rFonts w:asciiTheme="majorHAnsi" w:eastAsiaTheme="majorEastAsia" w:hAnsiTheme="majorHAnsi"/>
-      <w:b/>
+      <w:bCs/>
       <w:sz w:val="24"/>
       <w:szCs w:val="24"/>
       <w:u w:val="single"/>
@@ -1091,28 +1154,31 @@
     <w:next w:val="Normal"/>
     <w:link w:val="Heading7Char"/>
     <w:qFormat/>
-    <w:rsid w:val="00FD18B3"/>
-    <w:pPr>
+    <w:rsid w:val="00B411E3"/>
+    <w:pPr>
+      <w:keepNext w:val="0"/>
+      <w:numPr>
+        <w:ilvl w:val="0"/>
+        <w:numId w:val="0"/>
+      </w:numPr>
       <w:outlineLvl w:val="6"/>
     </w:pPr>
     <w:rPr>
       <w:b w:val="0"/>
-      <w:bCs/>
+      <w:kern w:val="0"/>
     </w:rPr>
   </w:style>
   <w:style w:type="paragraph" w:styleId="Heading8">
     <w:name w:val="heading 8"/>
-    <w:basedOn w:val="Heading7"/>
+    <w:basedOn w:val="Heading6"/>
     <w:next w:val="Normal"/>
     <w:link w:val="Heading8Char"/>
     <w:qFormat/>
-    <w:rsid w:val="00FD18B3"/>
+    <w:rsid w:val="00B411E3"/>
     <w:pPr>
       <w:outlineLvl w:val="7"/>
     </w:pPr>
     <w:rPr>
-      <w:b/>
-      <w:bCs w:val="0"/>
       <w:i/>
       <w:iCs/>
       <w:u w:val="none"/>
@@ -1124,13 +1190,13 @@
     <w:next w:val="Normal"/>
     <w:link w:val="Heading9Char"/>
     <w:qFormat/>
-    <w:rsid w:val="00FD18B3"/>
+    <w:rsid w:val="00B411E3"/>
     <w:pPr>
       <w:outlineLvl w:val="8"/>
     </w:pPr>
     <w:rPr>
       <w:b w:val="0"/>
-      <w:bCs/>
+      <w:bCs w:val="0"/>
     </w:rPr>
   </w:style>
   <w:style w:type="character" w:default="1" w:styleId="DefaultParagraphFont">
@@ -1255,15 +1321,14 @@
     <w:basedOn w:val="Heading1"/>
     <w:next w:val="Normal"/>
     <w:link w:val="Subheading1Char"/>
-    <w:autoRedefine/>
-    <w:qFormat/>
-    <w:rsid w:val="00FD18B3"/>
-    <w:pPr>
-      <w:spacing w:before="0" w:after="0"/>
+    <w:qFormat/>
+    <w:rsid w:val="00B411E3"/>
+    <w:pPr>
+      <w:spacing w:before="0" w:after="0" w:line="240" w:lineRule="auto"/>
       <w:contextualSpacing/>
     </w:pPr>
     <w:rPr>
-      <w:rFonts w:eastAsiaTheme="minorHAnsi"/>
+      <w:rFonts w:asciiTheme="majorHAnsi" w:eastAsiaTheme="minorHAnsi" w:hAnsiTheme="majorHAnsi"/>
       <w:sz w:val="48"/>
       <w:szCs w:val="48"/>
       <w:vertAlign w:val="superscript"/>
@@ -1273,9 +1338,9 @@
     <w:name w:val="Subheading 1 Char"/>
     <w:basedOn w:val="DefaultParagraphFont"/>
     <w:link w:val="Subheading1"/>
-    <w:rsid w:val="00FD18B3"/>
-    <w:rPr>
-      <w:rFonts w:asciiTheme="minorHAnsi" w:eastAsiaTheme="minorHAnsi" w:hAnsiTheme="minorHAnsi" w:cstheme="minorHAnsi"/>
+    <w:rsid w:val="00B411E3"/>
+    <w:rPr>
+      <w:rFonts w:asciiTheme="majorHAnsi" w:hAnsiTheme="majorHAnsi" w:cstheme="minorHAnsi"/>
       <w:b/>
       <w:kern w:val="28"/>
       <w:sz w:val="48"/>
@@ -1287,9 +1352,9 @@
     <w:name w:val="Heading 1 Char"/>
     <w:basedOn w:val="DefaultParagraphFont"/>
     <w:link w:val="Heading1"/>
-    <w:rsid w:val="00FD18B3"/>
-    <w:rPr>
-      <w:rFonts w:asciiTheme="minorHAnsi" w:eastAsiaTheme="majorEastAsia" w:hAnsiTheme="minorHAnsi" w:cstheme="minorHAnsi"/>
+    <w:rsid w:val="00B411E3"/>
+    <w:rPr>
+      <w:rFonts w:eastAsiaTheme="majorEastAsia" w:cstheme="minorHAnsi"/>
       <w:b/>
       <w:kern w:val="28"/>
       <w:sz w:val="56"/>
@@ -1302,15 +1367,15 @@
     <w:next w:val="Normal"/>
     <w:link w:val="Subheading2Char"/>
     <w:qFormat/>
-    <w:rsid w:val="00FD18B3"/>
+    <w:rsid w:val="00B411E3"/>
   </w:style>
   <w:style w:type="character" w:customStyle="1" w:styleId="Subheading2Char">
     <w:name w:val="Subheading 2 Char"/>
     <w:basedOn w:val="Subheading1Char"/>
     <w:link w:val="Subheading2"/>
-    <w:rsid w:val="00FD18B3"/>
-    <w:rPr>
-      <w:rFonts w:asciiTheme="minorHAnsi" w:eastAsiaTheme="minorHAnsi" w:hAnsiTheme="minorHAnsi" w:cstheme="minorHAnsi"/>
+    <w:rsid w:val="00B411E3"/>
+    <w:rPr>
+      <w:rFonts w:asciiTheme="majorHAnsi" w:hAnsiTheme="majorHAnsi" w:cstheme="minorHAnsi"/>
       <w:b/>
       <w:kern w:val="28"/>
       <w:sz w:val="48"/>
@@ -1324,7 +1389,7 @@
     <w:next w:val="Normal"/>
     <w:link w:val="Subheading3Char"/>
     <w:qFormat/>
-    <w:rsid w:val="00FD18B3"/>
+    <w:rsid w:val="00B411E3"/>
     <w:rPr>
       <w:sz w:val="40"/>
       <w:szCs w:val="40"/>
@@ -1334,9 +1399,9 @@
     <w:name w:val="Subheading 3 Char"/>
     <w:basedOn w:val="Subheading2Char"/>
     <w:link w:val="Subheading3"/>
-    <w:rsid w:val="00FD18B3"/>
-    <w:rPr>
-      <w:rFonts w:asciiTheme="minorHAnsi" w:eastAsiaTheme="minorHAnsi" w:hAnsiTheme="minorHAnsi" w:cstheme="minorHAnsi"/>
+    <w:rsid w:val="00B411E3"/>
+    <w:rPr>
+      <w:rFonts w:asciiTheme="majorHAnsi" w:hAnsiTheme="majorHAnsi" w:cstheme="minorHAnsi"/>
       <w:b/>
       <w:kern w:val="28"/>
       <w:sz w:val="40"/>
@@ -1349,7 +1414,10 @@
     <w:basedOn w:val="Subtitle"/>
     <w:link w:val="SuptitleChar"/>
     <w:qFormat/>
-    <w:rsid w:val="00FD18B3"/>
+    <w:rsid w:val="00B411E3"/>
+    <w:pPr>
+      <w:spacing w:before="240" w:line="240" w:lineRule="auto"/>
+    </w:pPr>
     <w:rPr>
       <w:vertAlign w:val="subscript"/>
     </w:rPr>
@@ -1358,7 +1426,7 @@
     <w:name w:val="Suptitle Char"/>
     <w:basedOn w:val="SubtitleChar"/>
     <w:link w:val="Suptitle"/>
-    <w:rsid w:val="00FD18B3"/>
+    <w:rsid w:val="00B411E3"/>
     <w:rPr>
       <w:rFonts w:asciiTheme="majorHAnsi" w:eastAsiaTheme="majorEastAsia" w:hAnsiTheme="majorHAnsi" w:cstheme="majorBidi"/>
       <w:color w:val="7F7F7F" w:themeColor="text1" w:themeTint="80"/>
@@ -1376,7 +1444,7 @@
     <w:link w:val="SubtitleChar"/>
     <w:uiPriority w:val="11"/>
     <w:qFormat/>
-    <w:rsid w:val="00FD18B3"/>
+    <w:rsid w:val="00B411E3"/>
     <w:rPr>
       <w:b w:val="0"/>
       <w:bCs w:val="0"/>
@@ -1389,7 +1457,7 @@
     <w:basedOn w:val="DefaultParagraphFont"/>
     <w:link w:val="Subtitle"/>
     <w:uiPriority w:val="11"/>
-    <w:rsid w:val="00FD18B3"/>
+    <w:rsid w:val="00B411E3"/>
     <w:rPr>
       <w:rFonts w:asciiTheme="majorHAnsi" w:eastAsiaTheme="majorEastAsia" w:hAnsiTheme="majorHAnsi" w:cstheme="majorBidi"/>
       <w:color w:val="7F7F7F" w:themeColor="text1" w:themeTint="80"/>
@@ -1402,20 +1470,19 @@
   </w:style>
   <w:style w:type="paragraph" w:styleId="NoSpacing">
     <w:name w:val="No Spacing"/>
+    <w:basedOn w:val="Normal"/>
     <w:uiPriority w:val="1"/>
     <w:qFormat/>
-    <w:rsid w:val="00FD18B3"/>
-    <w:rPr>
-      <w:rFonts w:asciiTheme="minorHAnsi" w:hAnsiTheme="minorHAnsi" w:cstheme="minorHAnsi"/>
-      <w:sz w:val="28"/>
-      <w:szCs w:val="28"/>
-    </w:rPr>
+    <w:rsid w:val="00B411E3"/>
+    <w:pPr>
+      <w:spacing w:after="0"/>
+    </w:pPr>
   </w:style>
   <w:style w:type="character" w:customStyle="1" w:styleId="Heading2Char">
     <w:name w:val="Heading 2 Char"/>
     <w:basedOn w:val="DefaultParagraphFont"/>
     <w:link w:val="Heading2"/>
-    <w:rsid w:val="00FD18B3"/>
+    <w:rsid w:val="00B411E3"/>
     <w:rPr>
       <w:rFonts w:asciiTheme="majorHAnsi" w:eastAsiaTheme="majorEastAsia" w:hAnsiTheme="majorHAnsi" w:cstheme="minorHAnsi"/>
       <w:b/>
@@ -1428,7 +1495,7 @@
     <w:name w:val="Heading 3 Char"/>
     <w:basedOn w:val="DefaultParagraphFont"/>
     <w:link w:val="Heading3"/>
-    <w:rsid w:val="00FD18B3"/>
+    <w:rsid w:val="00B411E3"/>
     <w:rPr>
       <w:rFonts w:asciiTheme="majorHAnsi" w:eastAsiaTheme="majorEastAsia" w:hAnsiTheme="majorHAnsi" w:cstheme="minorHAnsi"/>
       <w:b/>
@@ -1441,7 +1508,7 @@
     <w:name w:val="Heading 4 Char"/>
     <w:basedOn w:val="DefaultParagraphFont"/>
     <w:link w:val="Heading4"/>
-    <w:rsid w:val="00FD18B3"/>
+    <w:rsid w:val="00B411E3"/>
     <w:rPr>
       <w:rFonts w:asciiTheme="majorHAnsi" w:eastAsiaTheme="majorEastAsia" w:hAnsiTheme="majorHAnsi" w:cstheme="minorHAnsi"/>
       <w:b/>
@@ -1454,7 +1521,7 @@
     <w:name w:val="Heading 5 Char"/>
     <w:basedOn w:val="DefaultParagraphFont"/>
     <w:link w:val="Heading5"/>
-    <w:rsid w:val="00FD18B3"/>
+    <w:rsid w:val="00B411E3"/>
     <w:rPr>
       <w:rFonts w:asciiTheme="majorHAnsi" w:eastAsiaTheme="majorEastAsia" w:hAnsiTheme="majorHAnsi" w:cstheme="minorHAnsi"/>
       <w:b/>
@@ -1467,10 +1534,12 @@
     <w:name w:val="Heading 6 Char"/>
     <w:basedOn w:val="DefaultParagraphFont"/>
     <w:link w:val="Heading6"/>
-    <w:rsid w:val="00FD18B3"/>
+    <w:rsid w:val="00B411E3"/>
     <w:rPr>
       <w:rFonts w:asciiTheme="majorHAnsi" w:eastAsiaTheme="majorEastAsia" w:hAnsiTheme="majorHAnsi" w:cstheme="minorHAnsi"/>
       <w:b/>
+      <w:bCs/>
+      <w:kern w:val="28"/>
       <w:sz w:val="24"/>
       <w:szCs w:val="24"/>
       <w:u w:val="single"/>
@@ -1480,7 +1549,7 @@
     <w:name w:val="Heading 7 Char"/>
     <w:basedOn w:val="DefaultParagraphFont"/>
     <w:link w:val="Heading7"/>
-    <w:rsid w:val="00FD18B3"/>
+    <w:rsid w:val="00B411E3"/>
     <w:rPr>
       <w:rFonts w:asciiTheme="majorHAnsi" w:eastAsiaTheme="majorEastAsia" w:hAnsiTheme="majorHAnsi" w:cstheme="minorHAnsi"/>
       <w:bCs/>
@@ -1493,12 +1562,14 @@
     <w:name w:val="Heading 8 Char"/>
     <w:basedOn w:val="DefaultParagraphFont"/>
     <w:link w:val="Heading8"/>
-    <w:rsid w:val="00FD18B3"/>
+    <w:rsid w:val="00B411E3"/>
     <w:rPr>
       <w:rFonts w:asciiTheme="majorHAnsi" w:eastAsiaTheme="majorEastAsia" w:hAnsiTheme="majorHAnsi" w:cstheme="minorHAnsi"/>
       <w:b/>
+      <w:bCs/>
       <w:i/>
       <w:iCs/>
+      <w:kern w:val="28"/>
       <w:sz w:val="24"/>
       <w:szCs w:val="24"/>
     </w:rPr>
@@ -1507,12 +1578,12 @@
     <w:name w:val="Heading 9 Char"/>
     <w:basedOn w:val="DefaultParagraphFont"/>
     <w:link w:val="Heading9"/>
-    <w:rsid w:val="00FD18B3"/>
+    <w:rsid w:val="00B411E3"/>
     <w:rPr>
       <w:rFonts w:asciiTheme="majorHAnsi" w:eastAsiaTheme="majorEastAsia" w:hAnsiTheme="majorHAnsi" w:cstheme="minorHAnsi"/>
-      <w:bCs/>
       <w:i/>
       <w:iCs/>
+      <w:kern w:val="28"/>
       <w:sz w:val="24"/>
       <w:szCs w:val="24"/>
     </w:rPr>
@@ -1525,7 +1596,7 @@
     <w:semiHidden/>
     <w:unhideWhenUsed/>
     <w:qFormat/>
-    <w:rsid w:val="00FD18B3"/>
+    <w:rsid w:val="00B411E3"/>
     <w:pPr>
       <w:spacing w:after="200"/>
     </w:pPr>
@@ -1533,21 +1604,17 @@
       <w:i/>
       <w:iCs/>
       <w:color w:val="0E2841" w:themeColor="text2"/>
-      <w:sz w:val="18"/>
       <w:szCs w:val="18"/>
     </w:rPr>
   </w:style>
   <w:style w:type="paragraph" w:styleId="Title">
     <w:name w:val="Title"/>
-    <w:basedOn w:val="Normal"/>
+    <w:basedOn w:val="NoSpacing"/>
     <w:next w:val="Normal"/>
     <w:link w:val="TitleChar"/>
     <w:uiPriority w:val="10"/>
     <w:qFormat/>
-    <w:rsid w:val="00FD18B3"/>
-    <w:pPr>
-      <w:contextualSpacing/>
-    </w:pPr>
+    <w:rsid w:val="00B411E3"/>
     <w:rPr>
       <w:rFonts w:asciiTheme="majorHAnsi" w:eastAsiaTheme="majorEastAsia" w:hAnsiTheme="majorHAnsi" w:cstheme="majorBidi"/>
       <w:b/>
@@ -1563,7 +1630,7 @@
     <w:basedOn w:val="DefaultParagraphFont"/>
     <w:link w:val="Title"/>
     <w:uiPriority w:val="10"/>
-    <w:rsid w:val="00FD18B3"/>
+    <w:rsid w:val="00B411E3"/>
     <w:rPr>
       <w:rFonts w:asciiTheme="majorHAnsi" w:eastAsiaTheme="majorEastAsia" w:hAnsiTheme="majorHAnsi" w:cstheme="majorBidi"/>
       <w:b/>
@@ -1578,7 +1645,7 @@
     <w:name w:val="Strong"/>
     <w:uiPriority w:val="22"/>
     <w:qFormat/>
-    <w:rsid w:val="00FD18B3"/>
+    <w:rsid w:val="00B411E3"/>
     <w:rPr>
       <w:b/>
       <w:bCs/>
@@ -1588,7 +1655,7 @@
     <w:name w:val="Emphasis"/>
     <w:uiPriority w:val="20"/>
     <w:qFormat/>
-    <w:rsid w:val="00FD18B3"/>
+    <w:rsid w:val="00B411E3"/>
     <w:rPr>
       <w:rFonts w:asciiTheme="minorHAnsi" w:hAnsiTheme="minorHAnsi" w:cstheme="minorHAnsi"/>
       <w:i/>
@@ -1602,7 +1669,7 @@
     <w:basedOn w:val="Normal"/>
     <w:uiPriority w:val="34"/>
     <w:qFormat/>
-    <w:rsid w:val="00FD18B3"/>
+    <w:rsid w:val="00B411E3"/>
     <w:pPr>
       <w:ind w:left="720"/>
       <w:contextualSpacing/>
@@ -1610,12 +1677,12 @@
   </w:style>
   <w:style w:type="paragraph" w:styleId="Quote">
     <w:name w:val="Quote"/>
-    <w:basedOn w:val="NoSpacing"/>
+    <w:basedOn w:val="Normal"/>
     <w:next w:val="Normal"/>
     <w:link w:val="QuoteChar"/>
     <w:uiPriority w:val="29"/>
     <w:qFormat/>
-    <w:rsid w:val="00FD18B3"/>
+    <w:rsid w:val="00B411E3"/>
     <w:pPr>
       <w:keepLines/>
       <w:pageBreakBefore/>
@@ -1627,18 +1694,15 @@
       <w:contextualSpacing/>
       <w:mirrorIndents/>
     </w:pPr>
-    <w:rPr>
-      <w:rFonts w:eastAsiaTheme="minorHAnsi"/>
-    </w:rPr>
   </w:style>
   <w:style w:type="character" w:customStyle="1" w:styleId="QuoteChar">
     <w:name w:val="Quote Char"/>
     <w:basedOn w:val="DefaultParagraphFont"/>
     <w:link w:val="Quote"/>
     <w:uiPriority w:val="29"/>
-    <w:rsid w:val="00FD18B3"/>
-    <w:rPr>
-      <w:rFonts w:asciiTheme="minorHAnsi" w:eastAsiaTheme="minorHAnsi" w:hAnsiTheme="minorHAnsi" w:cstheme="minorHAnsi"/>
+    <w:rsid w:val="00B411E3"/>
+    <w:rPr>
+      <w:rFonts w:cstheme="minorHAnsi"/>
       <w:sz w:val="28"/>
       <w:szCs w:val="28"/>
     </w:rPr>
@@ -1650,7 +1714,7 @@
     <w:link w:val="IntenseQuoteChar"/>
     <w:uiPriority w:val="30"/>
     <w:qFormat/>
-    <w:rsid w:val="00FD18B3"/>
+    <w:rsid w:val="00B411E3"/>
     <w:pPr>
       <w:pBdr>
         <w:left w:val="single" w:sz="18" w:space="7" w:color="auto"/>
@@ -1666,9 +1730,9 @@
     <w:basedOn w:val="DefaultParagraphFont"/>
     <w:link w:val="IntenseQuote"/>
     <w:uiPriority w:val="30"/>
-    <w:rsid w:val="00FD18B3"/>
-    <w:rPr>
-      <w:rFonts w:asciiTheme="minorHAnsi" w:eastAsiaTheme="minorHAnsi" w:hAnsiTheme="minorHAnsi" w:cstheme="minorHAnsi"/>
+    <w:rsid w:val="00B411E3"/>
+    <w:rPr>
+      <w:rFonts w:cstheme="minorHAnsi"/>
       <w:b/>
       <w:bCs/>
       <w:sz w:val="28"/>
@@ -1680,9 +1744,9 @@
     <w:basedOn w:val="Emphasis"/>
     <w:uiPriority w:val="19"/>
     <w:qFormat/>
-    <w:rsid w:val="00FD18B3"/>
-    <w:rPr>
-      <w:rFonts w:ascii="Calibri Light" w:hAnsi="Calibri Light" w:cs="Calibri Light"/>
+    <w:rsid w:val="00B411E3"/>
+    <w:rPr>
+      <w:rFonts w:asciiTheme="minorHAnsi" w:hAnsiTheme="minorHAnsi" w:cs="Calibri Light"/>
       <w:i/>
       <w:iCs/>
       <w:color w:val="7F7F7F" w:themeColor="text1" w:themeTint="80"/>
@@ -1695,7 +1759,7 @@
     <w:basedOn w:val="Emphasis"/>
     <w:uiPriority w:val="21"/>
     <w:qFormat/>
-    <w:rsid w:val="00FD18B3"/>
+    <w:rsid w:val="00B411E3"/>
     <w:rPr>
       <w:rFonts w:asciiTheme="minorHAnsi" w:hAnsiTheme="minorHAnsi" w:cstheme="minorHAnsi"/>
       <w:b/>
@@ -1710,7 +1774,7 @@
     <w:name w:val="Subtle Reference"/>
     <w:uiPriority w:val="31"/>
     <w:qFormat/>
-    <w:rsid w:val="00FD18B3"/>
+    <w:rsid w:val="00B411E3"/>
     <w:rPr>
       <w:caps/>
       <w:color w:val="7F7F7F" w:themeColor="text1" w:themeTint="80"/>
@@ -1723,7 +1787,7 @@
     <w:basedOn w:val="SubtleReference"/>
     <w:uiPriority w:val="32"/>
     <w:qFormat/>
-    <w:rsid w:val="00FD18B3"/>
+    <w:rsid w:val="00B411E3"/>
     <w:rPr>
       <w:b/>
       <w:bCs/>
@@ -1738,7 +1802,7 @@
     <w:basedOn w:val="DefaultParagraphFont"/>
     <w:uiPriority w:val="33"/>
     <w:qFormat/>
-    <w:rsid w:val="00FD18B3"/>
+    <w:rsid w:val="00B411E3"/>
     <w:rPr>
       <w:b/>
       <w:bCs/>
